--- a/book/04_Word/答えがタダになる時代の勉強法_出版企画書一式.docx
+++ b/book/04_Word/答えがタダになる時代の勉強法_出版企画書一式.docx
@@ -110,7 +110,7 @@
           <w:b/>
           <w:bCs/>
         </w:rPr>
-        <w:t xml:space="preserve">AIに任せていいこと、自分の頭でしかできないこと</w:t>
+        <w:t xml:space="preserve">主導権を握ったまま、AIと並走する学び方</w:t>
       </w:r>
     </w:p>
     <w:p>
@@ -146,7 +146,17 @@
         <w:t xml:space="preserve">「学習のどの苦労をAIに渡し、どの苦労を自分に残すか」を判断する原理</w:t>
       </w:r>
       <w:r>
-        <w:t xml:space="preserve">を示す一般向けの学習法の本である。認知心理学・学習科学の研究（検索練習、間隔効果、交互練習、認知負荷、転移、メタ認知）を、受験指導の現場の具体例と組み合わせ、高校生・受験生・社会人学習者・保護者・教員が、翌日から学び方を変えられる形にまとめた。</w:t>
+        <w:t xml:space="preserve">と、</w:t>
+      </w:r>
+      <w:r>
+        <w:rPr>
+          <w:b/>
+          <w:bCs/>
+        </w:rPr>
+        <w:t xml:space="preserve">主導権を握ったままAIと並走する具体的な方法</w:t>
+      </w:r>
+      <w:r>
+        <w:t xml:space="preserve">を示す一般向けの学習法の本である。その方法とは、自分の考えをまず何も見ずにノートへ書き殴り、それをAIに整理させ（内容は足させず、誤りと抜けは別に指摘させる）、最後に見比べ・確かめ・閉じて再現して自分の頭に取り戻す「並走ノート」である。認知心理学・学習科学の研究（検索練習、間隔効果、交互練習、認知負荷、転移、メタ認知）を、受験指導の現場の具体例と組み合わせ、高校生・受験生・社会人学習者・保護者・教員が、翌日から学び方を変えられる形にまとめた。</w:t>
       </w:r>
     </w:p>
     <w:p>
@@ -182,7 +192,17 @@
         <w:t xml:space="preserve">なぜ、どこでAIを使ってはいけないのか</w:t>
       </w:r>
       <w:r>
-        <w:t xml:space="preserve">を、学習の原理から説明できる本である。研究の知見と現場の実感の両方を扱える立場から、この本を書く。</w:t>
+        <w:t xml:space="preserve">を学習の原理から説明し、そのうえで</w:t>
+      </w:r>
+      <w:r>
+        <w:rPr>
+          <w:b/>
+          <w:bCs/>
+        </w:rPr>
+        <w:t xml:space="preserve">主導権を渡さずにAIの力を借りる方法</w:t>
+      </w:r>
+      <w:r>
+        <w:t xml:space="preserve">を示せる本である。研究の知見と現場の実感の両方を扱える立場から、この本を書く。</w:t>
       </w:r>
     </w:p>
     <w:p>
@@ -206,7 +226,26 @@
           <w:b/>
           <w:bCs/>
         </w:rPr>
-        <w:t xml:space="preserve">判断基準を一つに絞った</w:t>
+        <w:t xml:space="preserve">実践の型は一つ——「並走ノート」</w:t>
+      </w:r>
+      <w:r>
+        <w:t xml:space="preserve">：書き殴る（AIを使わない）→AIに整理させる（内容は足させない）→取り戻す（比べる・検証する・閉じて再現する）。問いと材料と最終判断を自分が握り、AIが最も得意な「組み立て」だけを手伝わせる。受験生から社会人まで、どの教科でも同じ型で使える。</w:t>
+      </w:r>
+    </w:p>
+    <w:p>
+      <w:pPr>
+        <w:spacing w:after="60"/>
+        <w:ind w:left="420" w:hanging="420"/>
+      </w:pPr>
+      <w:r>
+        <w:t xml:space="preserve">2.　</w:t>
+      </w:r>
+      <w:r>
+        <w:rPr>
+          <w:b/>
+          <w:bCs/>
+        </w:rPr>
+        <w:t xml:space="preserve">判断基準も一つ</w:t>
       </w:r>
       <w:r>
         <w:t xml:space="preserve">：「引き算テスト——その苦労をAIに任せて消したとき、身につけたい力も一緒に消えるか」。この問い一つで、AIを使ってよい場面と、いけない場面を見分けられる。</w:t>
@@ -218,7 +257,7 @@
         <w:ind w:left="420" w:hanging="420"/>
       </w:pPr>
       <w:r>
-        <w:t xml:space="preserve">2.　</w:t>
+        <w:t xml:space="preserve">3.　</w:t>
       </w:r>
       <w:r>
         <w:rPr>
@@ -303,7 +342,7 @@
         <w:ind w:left="420" w:hanging="420"/>
       </w:pPr>
       <w:r>
-        <w:t xml:space="preserve">3.　</w:t>
+        <w:t xml:space="preserve">4.　</w:t>
       </w:r>
       <w:r>
         <w:rPr>
@@ -322,7 +361,7 @@
         <w:ind w:left="420" w:hanging="420"/>
       </w:pPr>
       <w:r>
-        <w:t xml:space="preserve">4.　</w:t>
+        <w:t xml:space="preserve">5.　</w:t>
       </w:r>
       <w:r>
         <w:rPr>
@@ -341,7 +380,7 @@
         <w:ind w:left="420" w:hanging="420"/>
       </w:pPr>
       <w:r>
-        <w:t xml:space="preserve">5.　</w:t>
+        <w:t xml:space="preserve">6.　</w:t>
       </w:r>
       <w:r>
         <w:rPr>
@@ -360,7 +399,7 @@
         <w:ind w:left="420" w:hanging="420"/>
       </w:pPr>
       <w:r>
-        <w:t xml:space="preserve">6.　</w:t>
+        <w:t xml:space="preserve">7.　</w:t>
       </w:r>
       <w:r>
         <w:rPr>
@@ -497,6 +536,18 @@
       </w:pPr>
       <w:r>
         <w:t xml:space="preserve">明日から使える学習の設計（思い出す・間隔をあける・混ぜる・説明する・間違いを資源にする）</w:t>
+      </w:r>
+    </w:p>
+    <w:p>
+      <w:pPr>
+        <w:pStyle w:val="ListParagraph"/>
+        <w:numPr>
+          <w:ilvl w:val="0"/>
+          <w:numId w:val="2"/>
+        </w:numPr>
+      </w:pPr>
+      <w:r>
+        <w:t xml:space="preserve">自分の考えを書き殴ってAIに整理させる「並走ノート」の手順と、そのままAIに渡せる頼み方の例文</w:t>
       </w:r>
     </w:p>
     <w:p>
@@ -1306,7 +1357,7 @@
         </w:numPr>
       </w:pPr>
       <w:r>
-        <w:t xml:space="preserve">第6章　AIを使う学習、AIに奪われる学習——「引き算テスト」と六つの使い方</w:t>
+        <w:t xml:space="preserve">第6章　AIに奪われず、AIと並走する——書き殴り、整理させ、取り戻す</w:t>
       </w:r>
     </w:p>
     <w:p>
@@ -1532,6 +1583,25 @@
           <w:b/>
           <w:bCs/>
         </w:rPr>
+        <w:t xml:space="preserve">「#並走ノート」投稿企画</w:t>
+      </w:r>
+      <w:r>
+        <w:t xml:space="preserve">：読者が自分の書き殴りとAIの整理を並べて投稿し、「取り戻した」再現ノートまで載せるチャレンジ。書き殴りの生々しさがSNS映えし、手法の拡散と書籍への導線を兼ねる。</w:t>
+      </w:r>
+    </w:p>
+    <w:p>
+      <w:pPr>
+        <w:pStyle w:val="ListParagraph"/>
+        <w:numPr>
+          <w:ilvl w:val="0"/>
+          <w:numId w:val="2"/>
+        </w:numPr>
+      </w:pPr>
+      <w:r>
+        <w:rPr>
+          <w:b/>
+          <w:bCs/>
+        </w:rPr>
         <w:t xml:space="preserve">AIへの頼み方・例文カード</w:t>
       </w:r>
       <w:r>
@@ -1628,7 +1698,7 @@
         <w:jc w:val="both"/>
       </w:pPr>
       <w:r>
-        <w:t xml:space="preserve">本文　約76,000字（はじめに・全7章・おわりに・付録。空白・改行を除く）</w:t>
+        <w:t xml:space="preserve">本文　約82,000字（はじめに・全7章・おわりに・付録。空白・改行を除く）</w:t>
       </w:r>
     </w:p>
     <w:p>
@@ -1751,7 +1821,7 @@
         <w:jc w:val="both"/>
       </w:pPr>
       <w:r>
-        <w:t xml:space="preserve">生成AIの普及で生徒の学び方が大きく変わるなか、学習科学の知見と指導現場の経験をつないで「AIに任せていいこと、自分の頭でしかできないこと」を整理したのが、初の著書となる本書である。</w:t>
+        <w:t xml:space="preserve">生成AIの普及で生徒の学び方が大きく変わるなか、学習科学の知見と指導現場の経験をつないで「主導権を握ったまま、AIと並走する学び方」を示したのが、初の著書となる本書である。</w:t>
       </w:r>
     </w:p>
     <w:p>
@@ -1800,7 +1870,7 @@
         <w:t xml:space="preserve">件名</w:t>
       </w:r>
       <w:r>
-        <w:t xml:space="preserve">：出版企画のご相談『答えがタダになる時代の勉強法』（完成原稿あり・約7.6万字）</w:t>
+        <w:t xml:space="preserve">：出版企画のご相談『答えがタダになる時代の勉強法』（完成原稿あり・約8.2万字）</w:t>
       </w:r>
     </w:p>
     <w:p>
@@ -1863,7 +1933,7 @@
         <w:jc w:val="both"/>
       </w:pPr>
       <w:r>
-        <w:t xml:space="preserve">『答えがタダになる時代の勉強法——AIに任せていいこと、自分の頭でしかできないこと』</w:t>
+        <w:t xml:space="preserve">『答えがタダになる時代の勉強法——主導権を握ったまま、AIと並走する学び方』</w:t>
       </w:r>
     </w:p>
     <w:p>
@@ -1890,7 +1960,7 @@
         <w:jc w:val="both"/>
       </w:pPr>
       <w:r>
-        <w:t xml:space="preserve">本書はこの逆説を出発点に、学習のどの苦労をAIに任せ、どの苦労を自分に残すべきかを、学習科学の研究と受験指導の具体例から明らかにします。判断の基準は一つ、「その苦労を消したとき、身につけたい力も一緒に消えるか」（引き算テスト）です。高校生・受験生と保護者を中心に、社会人学習者や教員までが、翌日から学び方を変えられる内容にしました。</w:t>
+        <w:t xml:space="preserve">本書はこの逆説を出発点に、学習のどの苦労をAIに任せ、どの苦労を自分に残すべきかを、学習科学の研究と受験指導の具体例から明らかにします。判断の基準は一つ、「その苦労を消したとき、身につけたい力も一緒に消えるか」（引き算テスト）。そして実践の答えとして、自分の考えをまずノートに書き殴り、それをAIに整理させ、最後に自分の頭に取り戻す「並走ノート」を提案します。主導権を自分が握ったまま、AIと並走する学び方です。高校生・受験生と保護者を中心に、社会人学習者や教員までが、翌日から学び方を変えられる内容にしました。</w:t>
       </w:r>
     </w:p>
     <w:p>
@@ -1908,6 +1978,15 @@
         <w:jc w:val="both"/>
       </w:pPr>
       <w:r>
+        <w:t xml:space="preserve">・書き殴り→AIに整理させる→取り戻す、の三段階で主導権を手放さない「並走ノート」</w:t>
+      </w:r>
+    </w:p>
+    <w:p>
+      <w:pPr>
+        <w:spacing w:after="60"/>
+        <w:jc w:val="both"/>
+      </w:pPr>
+      <w:r>
         <w:t xml:space="preserve">・「分かる／思い出せる／使える」の三つの距離、「作業台と引き出しと倉庫」など、学習を見るための独自の枠組み</w:t>
       </w:r>
     </w:p>
@@ -1962,7 +2041,7 @@
         <w:jc w:val="both"/>
       </w:pPr>
       <w:r>
-        <w:t xml:space="preserve">全章脱稿済みです（はじめに・全7章・おわりに・付録、約76,000字）。企画書と詳細目次を添付いたします。原稿全文もすぐにお送りできます。</w:t>
+        <w:t xml:space="preserve">全章脱稿済みです（はじめに・全7章・おわりに・付録、約82,000字）。企画書と詳細目次を添付いたします。原稿全文もすぐにお送りできます。</w:t>
       </w:r>
     </w:p>
     <w:p>
@@ -2142,7 +2221,7 @@
         <w:jc w:val="both"/>
       </w:pPr>
       <w:r>
-        <w:t xml:space="preserve">本書は、東京大学教育学部で教育を学び、5年間にわたって中学受験から大学受験までの生徒を直接指導してきた塾講師が、認知心理学と学習科学の研究と、自身の指導経験をもとに、「AIに任せていいこと、自分の頭でしかできないこと」を見分ける原理をまとめた、著者初の一冊である。関西の有名中学に合格した中学受験生との解き直しの工夫、医学部を目指す受験生との「方針を先に言葉にする」授業、英語がほぼゼロの状態から外国語大学合格までの立て直し——現場の具体例が、研究の知見に血を通わせる。</w:t>
+        <w:t xml:space="preserve">本書は、東京大学教育学部で教育を学び、5年間にわたって中学受験から大学受験までの生徒を直接指導してきた塾講師が、認知心理学と学習科学の研究と、自身の指導経験をもとに、「AIに任せていいこと」と「自分の頭でしかできないこと」を見分け、主導権を握ったままAIと並走する方法をまとめた、著者初の一冊である。関西の有名中学に合格した中学受験生との解き直しの工夫、医学部を目指す受験生との「方針を先に言葉にする」授業、英語がほぼゼロの状態から外国語大学合格までの立て直し——現場の具体例が、研究の知見に血を通わせる。</w:t>
       </w:r>
     </w:p>
     <w:p>
@@ -2178,7 +2257,25 @@
         <w:jc w:val="both"/>
       </w:pPr>
       <w:r>
-        <w:t xml:space="preserve">消えるなら、その苦労は自分で担う。消えないなら、AIに任せてかまわない。この「引き算テスト」をもとに、AIに答えを聞くのではなく、問題を出させ、問い返させ、検証させる使い方を、数学・英語・国語・社会・理科、資格試験、大学のレポートまで、具体例と頼み方の例文で示していく。</w:t>
+        <w:t xml:space="preserve">消えるなら、その苦労は自分で担う。消えないなら、AIに任せてかまわない。</w:t>
+      </w:r>
+    </w:p>
+    <w:p>
+      <w:pPr>
+        <w:spacing w:after="60"/>
+        <w:jc w:val="both"/>
+      </w:pPr>
+      <w:r>
+        <w:t xml:space="preserve">この基準から生まれた実践が「並走ノート」だ。まず、何も見ずに、自分の考えをノートにひたすら書き殴る。次に、それをAIに整理させる——ただし内容は足させず、誤りと抜けは別に指摘させる。最後に、整理を自分の書き殴りと見比べ、確かめ、閉じて再現し、自分の頭に取り戻す。問いと材料と最終判断は自分が握り、AIには整理役と鏡を務めてもらう。走るのは自分、AIは隣で並走する。</w:t>
+      </w:r>
+    </w:p>
+    <w:p>
+      <w:pPr>
+        <w:spacing w:after="60"/>
+        <w:jc w:val="both"/>
+      </w:pPr>
+      <w:r>
+        <w:t xml:space="preserve">さらに、AIに答えを聞くのではなく、問題を出させ、問い返させ、検証させる使い方を、数学・英語・国語・社会・理科、資格試験、大学のレポートまで、具体例と頼み方の例文で示していく。</w:t>
       </w:r>
     </w:p>
     <w:p>
@@ -2214,7 +2311,7 @@
         <w:pageBreakBefore/>
       </w:pPr>
       <w:r>
-        <w:t xml:space="preserve">帯コピー候補（10案）</w:t>
+        <w:t xml:space="preserve">帯コピー候補（12案）</w:t>
       </w:r>
     </w:p>
     <w:p>
@@ -2239,6 +2336,56 @@
           <w:b/>
           <w:bCs/>
         </w:rPr>
+        <w:t xml:space="preserve">まず、書き殴れ。整理は、AIにやらせろ。</w:t>
+      </w:r>
+    </w:p>
+    <w:p>
+      <w:pPr>
+        <w:spacing w:after="60"/>
+        <w:jc w:val="both"/>
+      </w:pPr>
+      <w:r>
+        <w:t xml:space="preserve">   ただし、最後に取り戻すのは自分の頭。主導権を握ったまま、AIと並走する勉強法。</w:t>
+      </w:r>
+    </w:p>
+    <w:p>
+      <w:pPr>
+        <w:spacing w:after="60"/>
+        <w:ind w:left="420" w:hanging="420"/>
+      </w:pPr>
+      <w:r>
+        <w:t xml:space="preserve">2.　◎ </w:t>
+      </w:r>
+      <w:r>
+        <w:rPr>
+          <w:b/>
+          <w:bCs/>
+        </w:rPr>
+        <w:t xml:space="preserve">走るのは、あなた。AIは隣で並走する。</w:t>
+      </w:r>
+    </w:p>
+    <w:p>
+      <w:pPr>
+        <w:spacing w:after="60"/>
+        <w:jc w:val="both"/>
+      </w:pPr>
+      <w:r>
+        <w:t xml:space="preserve">   書き殴り → AIに整理させる → 取り戻す。答えがタダになった時代の、主導権を渡さない学び方。</w:t>
+      </w:r>
+    </w:p>
+    <w:p>
+      <w:pPr>
+        <w:spacing w:after="60"/>
+        <w:ind w:left="420" w:hanging="420"/>
+      </w:pPr>
+      <w:r>
+        <w:t xml:space="preserve">3.　◎ </w:t>
+      </w:r>
+      <w:r>
+        <w:rPr>
+          <w:b/>
+          <w:bCs/>
+        </w:rPr>
         <w:t xml:space="preserve">AIで練習した生徒は、本番で17％成績を落とした。</w:t>
       </w:r>
     </w:p>
@@ -2257,7 +2404,7 @@
         <w:ind w:left="420" w:hanging="420"/>
       </w:pPr>
       <w:r>
-        <w:t xml:space="preserve">2.　◎ </w:t>
+        <w:t xml:space="preserve">4.　◎ </w:t>
       </w:r>
       <w:r>
         <w:rPr>
@@ -2282,7 +2429,7 @@
         <w:ind w:left="420" w:hanging="420"/>
       </w:pPr>
       <w:r>
-        <w:t xml:space="preserve">3.　</w:t>
+        <w:t xml:space="preserve">5.　</w:t>
       </w:r>
       <w:r>
         <w:rPr>
@@ -2307,7 +2454,7 @@
         <w:ind w:left="420" w:hanging="420"/>
       </w:pPr>
       <w:r>
-        <w:t xml:space="preserve">4.　</w:t>
+        <w:t xml:space="preserve">6.　</w:t>
       </w:r>
       <w:r>
         <w:rPr>
@@ -2332,7 +2479,7 @@
         <w:ind w:left="420" w:hanging="420"/>
       </w:pPr>
       <w:r>
-        <w:t xml:space="preserve">5.　</w:t>
+        <w:t xml:space="preserve">7.　</w:t>
       </w:r>
       <w:r>
         <w:rPr>
@@ -2357,7 +2504,7 @@
         <w:ind w:left="420" w:hanging="420"/>
       </w:pPr>
       <w:r>
-        <w:t xml:space="preserve">6.　</w:t>
+        <w:t xml:space="preserve">8.　</w:t>
       </w:r>
       <w:r>
         <w:rPr>
@@ -2382,7 +2529,7 @@
         <w:ind w:left="420" w:hanging="420"/>
       </w:pPr>
       <w:r>
-        <w:t xml:space="preserve">7.　</w:t>
+        <w:t xml:space="preserve">9.　</w:t>
       </w:r>
       <w:r>
         <w:rPr>
@@ -2407,7 +2554,7 @@
         <w:ind w:left="420" w:hanging="420"/>
       </w:pPr>
       <w:r>
-        <w:t xml:space="preserve">8.　</w:t>
+        <w:t xml:space="preserve">10.　</w:t>
       </w:r>
       <w:r>
         <w:rPr>
@@ -2432,7 +2579,7 @@
         <w:ind w:left="420" w:hanging="420"/>
       </w:pPr>
       <w:r>
-        <w:t xml:space="preserve">9.　</w:t>
+        <w:t xml:space="preserve">11.　</w:t>
       </w:r>
       <w:r>
         <w:rPr>
@@ -2457,7 +2604,7 @@
         <w:ind w:left="420" w:hanging="420"/>
       </w:pPr>
       <w:r>
-        <w:t xml:space="preserve">10.　</w:t>
+        <w:t xml:space="preserve">12.　</w:t>
       </w:r>
       <w:r>
         <w:rPr>
@@ -2702,6 +2849,115 @@
                 <w:sz w:val="18"/>
                 <w:szCs w:val="18"/>
               </w:rPr>
+              <w:t xml:space="preserve">主導権を握ったまま、AIと並走する学び方</w:t>
+            </w:r>
+          </w:p>
+        </w:tc>
+        <w:tc>
+          <w:tcPr>
+            <w:tcW w:type="dxa" w:w="2126"/>
+            <w:tcBorders>
+              <w:top w:val="single" w:color="999999" w:sz="4"/>
+              <w:left w:val="single" w:color="999999" w:sz="4"/>
+              <w:bottom w:val="single" w:color="999999" w:sz="4"/>
+              <w:right w:val="single" w:color="999999" w:sz="4"/>
+            </w:tcBorders>
+            <w:tcMar>
+              <w:top w:type="dxa" w:w="60"/>
+              <w:left w:type="dxa" w:w="100"/>
+              <w:bottom w:type="dxa" w:w="60"/>
+              <w:right w:type="dxa" w:w="100"/>
+            </w:tcMar>
+          </w:tcPr>
+          <w:p>
+            <w:r>
+              <w:rPr>
+                <w:sz w:val="18"/>
+                <w:szCs w:val="18"/>
+              </w:rPr>
+              <w:t xml:space="preserve">本命。「並走ノート」と一致し、AIを拒むのでも頼り切るのでもない立場が一言で伝わる。四六判</w:t>
+            </w:r>
+          </w:p>
+        </w:tc>
+      </w:tr>
+      <w:tr>
+        <w:trPr>
+          <w:tblHeader w:val="false"/>
+        </w:trPr>
+        <w:tc>
+          <w:tcPr>
+            <w:tcW w:type="dxa" w:w="2126"/>
+            <w:tcBorders>
+              <w:top w:val="single" w:color="999999" w:sz="4"/>
+              <w:left w:val="single" w:color="999999" w:sz="4"/>
+              <w:bottom w:val="single" w:color="999999" w:sz="4"/>
+              <w:right w:val="single" w:color="999999" w:sz="4"/>
+            </w:tcBorders>
+            <w:tcMar>
+              <w:top w:type="dxa" w:w="60"/>
+              <w:left w:type="dxa" w:w="100"/>
+              <w:bottom w:type="dxa" w:w="60"/>
+              <w:right w:type="dxa" w:w="100"/>
+            </w:tcMar>
+          </w:tcPr>
+          <w:p>
+            <w:r>
+              <w:rPr>
+                <w:sz w:val="18"/>
+                <w:szCs w:val="18"/>
+              </w:rPr>
+              <w:t xml:space="preserve">1’</w:t>
+            </w:r>
+          </w:p>
+        </w:tc>
+        <w:tc>
+          <w:tcPr>
+            <w:tcW w:type="dxa" w:w="2126"/>
+            <w:tcBorders>
+              <w:top w:val="single" w:color="999999" w:sz="4"/>
+              <w:left w:val="single" w:color="999999" w:sz="4"/>
+              <w:bottom w:val="single" w:color="999999" w:sz="4"/>
+              <w:right w:val="single" w:color="999999" w:sz="4"/>
+            </w:tcBorders>
+            <w:tcMar>
+              <w:top w:type="dxa" w:w="60"/>
+              <w:left w:type="dxa" w:w="100"/>
+              <w:bottom w:type="dxa" w:w="60"/>
+              <w:right w:type="dxa" w:w="100"/>
+            </w:tcMar>
+          </w:tcPr>
+          <w:p>
+            <w:r>
+              <w:rPr>
+                <w:sz w:val="18"/>
+                <w:szCs w:val="18"/>
+              </w:rPr>
+              <w:t xml:space="preserve">答えがタダになる時代の勉強法</w:t>
+            </w:r>
+          </w:p>
+        </w:tc>
+        <w:tc>
+          <w:tcPr>
+            <w:tcW w:type="dxa" w:w="2126"/>
+            <w:tcBorders>
+              <w:top w:val="single" w:color="999999" w:sz="4"/>
+              <w:left w:val="single" w:color="999999" w:sz="4"/>
+              <w:bottom w:val="single" w:color="999999" w:sz="4"/>
+              <w:right w:val="single" w:color="999999" w:sz="4"/>
+            </w:tcBorders>
+            <w:tcMar>
+              <w:top w:type="dxa" w:w="60"/>
+              <w:left w:type="dxa" w:w="100"/>
+              <w:bottom w:type="dxa" w:w="60"/>
+              <w:right w:type="dxa" w:w="100"/>
+            </w:tcMar>
+          </w:tcPr>
+          <w:p>
+            <w:r>
+              <w:rPr>
+                <w:sz w:val="18"/>
+                <w:szCs w:val="18"/>
+              </w:rPr>
               <w:t xml:space="preserve">AIに任せていいこと、自分の頭でしかできないこと</w:t>
             </w:r>
           </w:p>
@@ -2728,7 +2984,7 @@
                 <w:sz w:val="18"/>
                 <w:szCs w:val="18"/>
               </w:rPr>
-              <w:t xml:space="preserve">本命。勉強法の棚とAIの棚の両方で目を引く。四六判</w:t>
+              <w:t xml:space="preserve">旧副題。引き算テストを前面に出す場合の代替案</w:t>
             </w:r>
           </w:p>
         </w:tc>
@@ -3112,7 +3368,7 @@
                 <w:sz w:val="18"/>
                 <w:szCs w:val="18"/>
               </w:rPr>
-              <w:t xml:space="preserve">考える力は外注できない</w:t>
+              <w:t xml:space="preserve">書き殴って、AIに整理させる</w:t>
             </w:r>
           </w:p>
         </w:tc>
@@ -3138,7 +3394,7 @@
                 <w:sz w:val="18"/>
                 <w:szCs w:val="18"/>
               </w:rPr>
-              <w:t xml:space="preserve">AIと学ぶための「引き算」の勉強法</w:t>
+              <w:t xml:space="preserve">主導権を渡さない並走ノート勉強法</w:t>
             </w:r>
           </w:p>
         </w:tc>
@@ -3762,7 +4018,7 @@
         </w:numPr>
       </w:pPr>
       <w:r>
-        <w:t xml:space="preserve">副題の「任せていいこと／自分の頭でしかできないこと」が、本文の中心である「引き算テスト」と一致し、タイトルと中身がずれない。</w:t>
+        <w:t xml:space="preserve">副題の「主導権を握ったまま、AIと並走する」が、本文の実践の中心である「並走ノート」（書き殴り→AIに整理させる→取り戻す）と一致し、タイトルと中身がずれない。著者が生徒の受験に「並走」してきた経歴とも響き合う。</w:t>
       </w:r>
     </w:p>
     <w:p>
@@ -3780,7 +4036,7 @@
         <w:jc w:val="both"/>
       </w:pPr>
       <w:r>
-        <w:t xml:space="preserve">『答えがタダになる時代の勉強法——AIに任せていいこと、自分の頭でしかできないこと』</w:t>
+        <w:t xml:space="preserve">『答えがタダになる時代の勉強法——主導権を握ったまま、AIと並走する学び方』</w:t>
       </w:r>
     </w:p>
     <w:p>
@@ -3806,7 +4062,7 @@
         <w:pStyle w:val="Heading2"/>
       </w:pPr>
       <w:r>
-        <w:t xml:space="preserve">はじめに　答えがタダになった日　〔約4,400字〕</w:t>
+        <w:t xml:space="preserve">はじめに　答えがタダになった日　〔約4,800字〕</w:t>
       </w:r>
     </w:p>
     <w:p>
@@ -4826,7 +5082,7 @@
         <w:pStyle w:val="Heading2"/>
       </w:pPr>
       <w:r>
-        <w:t xml:space="preserve">第4章　思考力の正体——見抜く・選ぶ・組み立てる・確かめる　〔約8,600字〕</w:t>
+        <w:t xml:space="preserve">第4章　思考力の正体——見抜く・選ぶ・組み立てる・確かめる　〔約8,800字〕</w:t>
       </w:r>
     </w:p>
     <w:p>
@@ -5146,7 +5402,7 @@
         <w:pStyle w:val="Heading2"/>
       </w:pPr>
       <w:r>
-        <w:t xml:space="preserve">第5章　伸びる学習の設計図——想起・間隔・交互・説明・誤答分析　〔約11,700字〕</w:t>
+        <w:t xml:space="preserve">第5章　伸びる学習の設計図——想起・間隔・交互・説明・誤答分析　〔約11,800字〕</w:t>
       </w:r>
     </w:p>
     <w:p>
@@ -5622,7 +5878,7 @@
         <w:pStyle w:val="Heading2"/>
       </w:pPr>
       <w:r>
-        <w:t xml:space="preserve">第6章　AIを使う学習、AIに奪われる学習——「引き算テスト」と六つの使い方　〔約10,800字〕</w:t>
+        <w:t xml:space="preserve">第6章　AIに奪われず、AIと並走する——書き殴り、整理させ、取り戻す　〔約15,400字〕</w:t>
       </w:r>
     </w:p>
     <w:p>
@@ -5742,7 +5998,107 @@
           <w:b/>
           <w:bCs/>
         </w:rPr>
-        <w:t xml:space="preserve">3　AI利用の六つの型</w:t>
+        <w:t xml:space="preserve">3　並走の基本形——書き殴り、整理させ、取り戻す</w:t>
+      </w:r>
+    </w:p>
+    <w:p>
+      <w:pPr>
+        <w:pStyle w:val="ListParagraph"/>
+        <w:numPr>
+          <w:ilvl w:val="1"/>
+          <w:numId w:val="2"/>
+        </w:numPr>
+      </w:pPr>
+      <w:r>
+        <w:t xml:space="preserve">主導権とは何か</w:t>
+      </w:r>
+    </w:p>
+    <w:p>
+      <w:pPr>
+        <w:pStyle w:val="ListParagraph"/>
+        <w:numPr>
+          <w:ilvl w:val="1"/>
+          <w:numId w:val="2"/>
+        </w:numPr>
+      </w:pPr>
+      <w:r>
+        <w:t xml:space="preserve">第一段階：書き殴る</w:t>
+      </w:r>
+    </w:p>
+    <w:p>
+      <w:pPr>
+        <w:pStyle w:val="ListParagraph"/>
+        <w:numPr>
+          <w:ilvl w:val="1"/>
+          <w:numId w:val="2"/>
+        </w:numPr>
+      </w:pPr>
+      <w:r>
+        <w:t xml:space="preserve">第二段階：AIに整理させる</w:t>
+      </w:r>
+    </w:p>
+    <w:p>
+      <w:pPr>
+        <w:pStyle w:val="ListParagraph"/>
+        <w:numPr>
+          <w:ilvl w:val="1"/>
+          <w:numId w:val="2"/>
+        </w:numPr>
+      </w:pPr>
+      <w:r>
+        <w:t xml:space="preserve">第三段階：取り戻す</w:t>
+      </w:r>
+    </w:p>
+    <w:p>
+      <w:pPr>
+        <w:pStyle w:val="ListParagraph"/>
+        <w:numPr>
+          <w:ilvl w:val="1"/>
+          <w:numId w:val="2"/>
+        </w:numPr>
+      </w:pPr>
+      <w:r>
+        <w:t xml:space="preserve">なぜ「順番」が大切なのか</w:t>
+      </w:r>
+    </w:p>
+    <w:p>
+      <w:pPr>
+        <w:pStyle w:val="ListParagraph"/>
+        <w:numPr>
+          <w:ilvl w:val="1"/>
+          <w:numId w:val="2"/>
+        </w:numPr>
+      </w:pPr>
+      <w:r>
+        <w:t xml:space="preserve">並走ノートの具体例</w:t>
+      </w:r>
+    </w:p>
+    <w:p>
+      <w:pPr>
+        <w:pStyle w:val="ListParagraph"/>
+        <w:numPr>
+          <w:ilvl w:val="1"/>
+          <w:numId w:val="2"/>
+        </w:numPr>
+      </w:pPr>
+      <w:r>
+        <w:t xml:space="preserve">引き算テストとの関係</w:t>
+      </w:r>
+    </w:p>
+    <w:p>
+      <w:pPr>
+        <w:pStyle w:val="ListParagraph"/>
+        <w:numPr>
+          <w:ilvl w:val="0"/>
+          <w:numId w:val="2"/>
+        </w:numPr>
+      </w:pPr>
+      <w:r>
+        <w:rPr>
+          <w:b/>
+          <w:bCs/>
+        </w:rPr>
+        <w:t xml:space="preserve">4　AI利用の六つの型</w:t>
       </w:r>
     </w:p>
     <w:p>
@@ -5842,7 +6198,7 @@
           <w:b/>
           <w:bCs/>
         </w:rPr>
-        <w:t xml:space="preserve">4　教科別・AIの使い方</w:t>
+        <w:t xml:space="preserve">5　教科別・AIの使い方</w:t>
       </w:r>
     </w:p>
     <w:p>
@@ -5942,23 +6298,23 @@
           <w:b/>
           <w:bCs/>
         </w:rPr>
-        <w:t xml:space="preserve">5　AIに任せてはいけない学習</w:t>
-      </w:r>
-    </w:p>
-    <w:p>
-      <w:pPr>
-        <w:pStyle w:val="ListParagraph"/>
-        <w:numPr>
-          <w:ilvl w:val="0"/>
-          <w:numId w:val="2"/>
-        </w:numPr>
-      </w:pPr>
-      <w:r>
-        <w:rPr>
-          <w:b/>
-          <w:bCs/>
-        </w:rPr>
-        <w:t xml:space="preserve">6　AIの誤りとどう付き合うか</w:t>
+        <w:t xml:space="preserve">6　AIに任せてはいけない学習</w:t>
+      </w:r>
+    </w:p>
+    <w:p>
+      <w:pPr>
+        <w:pStyle w:val="ListParagraph"/>
+        <w:numPr>
+          <w:ilvl w:val="0"/>
+          <w:numId w:val="2"/>
+        </w:numPr>
+      </w:pPr>
+      <w:r>
+        <w:rPr>
+          <w:b/>
+          <w:bCs/>
+        </w:rPr>
+        <w:t xml:space="preserve">7　AIの誤りとどう付き合うか</w:t>
       </w:r>
     </w:p>
     <w:p>
@@ -5998,7 +6354,7 @@
           <w:b/>
           <w:bCs/>
         </w:rPr>
-        <w:t xml:space="preserve">7　AIと学ぶための約束ごと</w:t>
+        <w:t xml:space="preserve">8　AIと学ぶための約束ごと</w:t>
       </w:r>
     </w:p>
     <w:p>
@@ -6006,7 +6362,7 @@
         <w:pStyle w:val="Heading2"/>
       </w:pPr>
       <w:r>
-        <w:t xml:space="preserve">第7章　教える人・学校・試験はどう変わるか　〔約8,500字〕</w:t>
+        <w:t xml:space="preserve">第7章　教える人・学校・試験はどう変わるか　〔約8,800字〕</w:t>
       </w:r>
     </w:p>
     <w:p>
@@ -6298,7 +6654,7 @@
         <w:pStyle w:val="Heading2"/>
       </w:pPr>
       <w:r>
-        <w:t xml:space="preserve">おわりに　知識を持つ人から、知識で考える人へ　〔約2,700字〕</w:t>
+        <w:t xml:space="preserve">おわりに　知識を持つ人から、知識で考える人へ　〔約2,900字〕</w:t>
       </w:r>
     </w:p>
     <w:p>
@@ -6370,7 +6726,7 @@
         <w:pStyle w:val="Heading2"/>
       </w:pPr>
       <w:r>
-        <w:t xml:space="preserve">付録　すぐに使える実践ツール　〔約2,800字〕</w:t>
+        <w:t xml:space="preserve">付録　すぐに使える実践ツール　〔約3,400字〕</w:t>
       </w:r>
     </w:p>
     <w:p>
@@ -6410,6 +6766,18 @@
         </w:numPr>
       </w:pPr>
       <w:r>
+        <w:t xml:space="preserve">並走ノート（第6章）——いちばん基本の使い方</w:t>
+      </w:r>
+    </w:p>
+    <w:p>
+      <w:pPr>
+        <w:pStyle w:val="ListParagraph"/>
+        <w:numPr>
+          <w:ilvl w:val="1"/>
+          <w:numId w:val="2"/>
+        </w:numPr>
+      </w:pPr>
+      <w:r>
         <w:t xml:space="preserve">型三　問題を作らせる（思い出す練習・混ぜる練習）</w:t>
       </w:r>
     </w:p>
@@ -6543,7 +6911,7 @@
         <w:jc w:val="both"/>
       </w:pPr>
       <w:r>
-        <w:t xml:space="preserve">本文合計：約75,700字（はじめに〜付録。空白・改行を除く。参考文献は別）</w:t>
+        <w:t xml:space="preserve">本文合計：約82,300字（はじめに〜付録。空白・改行を除く。参考文献は別）</w:t>
       </w:r>
     </w:p>
     <w:sectPr>
